--- a/docs/customer-api.docx
+++ b/docs/customer-api.docx
@@ -16,7 +16,19 @@
         <w:spacing w:after="140" w:line="300"/>
       </w:pPr>
       <w:r>
-        <w:t xml:space="preserve">Read-only access to silo levels, current and historic, over HTTPS. It is for another system to pull data on a schedule. Everything is </w:t>
+        <w:t xml:space="preserve">Read-only access to silo levels, current and historic, over HTTPS. (A machine-readable OpenAPI description is in </w:t>
+      </w:r>
+      <w:r>
+        <w:rPr>
+          <w:rFonts w:ascii="Consolas" w:cs="Consolas" w:eastAsia="Consolas" w:hAnsi="Consolas"/>
+          <w:sz w:val="20"/>
+          <w:szCs w:val="20"/>
+          <w:shd w:fill="EEF1F4" w:val="clear"/>
+        </w:rPr>
+        <w:t xml:space="preserve">silocentral-openapi.yaml</w:t>
+      </w:r>
+      <w:r>
+        <w:t xml:space="preserve">.) It is for another system to pull data on a schedule. Everything is </w:t>
       </w:r>
       <w:r>
         <w:rPr>

--- a/docs/customer-api.docx
+++ b/docs/customer-api.docx
@@ -8,6 +8,12 @@
         <w:spacing w:after="120" w:before="0"/>
       </w:pPr>
       <w:r>
+        <w:rPr>
+          <w:b/>
+          <w:bCs/>
+          <w:sz w:val="40"/>
+          <w:szCs w:val="40"/>
+        </w:rPr>
         <w:t xml:space="preserve">SiloCentral Reporting API</w:t>
       </w:r>
     </w:p>
@@ -360,6 +366,12 @@
         <w:spacing w:after="120" w:before="280"/>
       </w:pPr>
       <w:r>
+        <w:rPr>
+          <w:b/>
+          <w:bCs/>
+          <w:sz w:val="30"/>
+          <w:szCs w:val="30"/>
+        </w:rPr>
         <w:t xml:space="preserve">Quick start</w:t>
       </w:r>
     </w:p>
@@ -549,6 +561,12 @@
         <w:spacing w:after="120" w:before="280"/>
       </w:pPr>
       <w:r>
+        <w:rPr>
+          <w:b/>
+          <w:bCs/>
+          <w:sz w:val="30"/>
+          <w:szCs w:val="30"/>
+        </w:rPr>
         <w:t xml:space="preserve">Authentication</w:t>
       </w:r>
     </w:p>
@@ -786,6 +804,12 @@
         <w:spacing w:after="120" w:before="280"/>
       </w:pPr>
       <w:r>
+        <w:rPr>
+          <w:b/>
+          <w:bCs/>
+          <w:sz w:val="30"/>
+          <w:szCs w:val="30"/>
+        </w:rPr>
         <w:t xml:space="preserve">Sites</w:t>
       </w:r>
     </w:p>
@@ -797,9 +821,10 @@
       <w:r>
         <w:rPr>
           <w:rFonts w:ascii="Consolas" w:cs="Consolas" w:eastAsia="Consolas" w:hAnsi="Consolas"/>
-          <w:sz w:val="20"/>
-          <w:szCs w:val="20"/>
-          <w:shd w:fill="EEF1F4" w:val="clear"/>
+          <w:b/>
+          <w:bCs/>
+          <w:sz w:val="24"/>
+          <w:szCs w:val="24"/>
         </w:rPr>
         <w:t xml:space="preserve">GET /sites</w:t>
       </w:r>
@@ -1253,6 +1278,12 @@
         <w:spacing w:after="120" w:before="280"/>
       </w:pPr>
       <w:r>
+        <w:rPr>
+          <w:b/>
+          <w:bCs/>
+          <w:sz w:val="30"/>
+          <w:szCs w:val="30"/>
+        </w:rPr>
         <w:t xml:space="preserve">Current levels</w:t>
       </w:r>
     </w:p>
@@ -1264,9 +1295,10 @@
       <w:r>
         <w:rPr>
           <w:rFonts w:ascii="Consolas" w:cs="Consolas" w:eastAsia="Consolas" w:hAnsi="Consolas"/>
-          <w:sz w:val="20"/>
-          <w:szCs w:val="20"/>
-          <w:shd w:fill="EEF1F4" w:val="clear"/>
+          <w:b/>
+          <w:bCs/>
+          <w:sz w:val="24"/>
+          <w:szCs w:val="24"/>
         </w:rPr>
         <w:t xml:space="preserve">GET /levels</w:t>
       </w:r>
@@ -2765,25 +2797,17 @@
       </w:pPr>
       <w:r>
         <w:rPr>
+          <w:rFonts w:ascii="Consolas" w:cs="Consolas" w:eastAsia="Consolas" w:hAnsi="Consolas"/>
           <w:b/>
           <w:bCs/>
-        </w:rPr>
-        <w:t xml:space="preserve">`status`</w:t>
-      </w:r>
-      <w:r>
-        <w:t xml:space="preserve"> is one of </w:t>
-      </w:r>
-      <w:r>
-        <w:rPr>
-          <w:rFonts w:ascii="Consolas" w:cs="Consolas" w:eastAsia="Consolas" w:hAnsi="Consolas"/>
           <w:sz w:val="20"/>
           <w:szCs w:val="20"/>
           <w:shd w:fill="EEF1F4" w:val="clear"/>
         </w:rPr>
-        <w:t xml:space="preserve">ok</w:t>
-      </w:r>
-      <w:r>
-        <w:t xml:space="preserve">, </w:t>
+        <w:t xml:space="preserve">status</w:t>
+      </w:r>
+      <w:r>
+        <w:t xml:space="preserve"> is one of </w:t>
       </w:r>
       <w:r>
         <w:rPr>
@@ -2792,7 +2816,7 @@
           <w:szCs w:val="20"/>
           <w:shd w:fill="EEF1F4" w:val="clear"/>
         </w:rPr>
-        <w:t xml:space="preserve">low</w:t>
+        <w:t xml:space="preserve">ok</w:t>
       </w:r>
       <w:r>
         <w:t xml:space="preserve">, </w:t>
@@ -2804,7 +2828,7 @@
           <w:szCs w:val="20"/>
           <w:shd w:fill="EEF1F4" w:val="clear"/>
         </w:rPr>
-        <w:t xml:space="preserve">critical</w:t>
+        <w:t xml:space="preserve">low</w:t>
       </w:r>
       <w:r>
         <w:t xml:space="preserve">, </w:t>
@@ -2816,10 +2840,10 @@
           <w:szCs w:val="20"/>
           <w:shd w:fill="EEF1F4" w:val="clear"/>
         </w:rPr>
-        <w:t xml:space="preserve">high</w:t>
-      </w:r>
-      <w:r>
-        <w:t xml:space="preserve"> or </w:t>
+        <w:t xml:space="preserve">critical</w:t>
+      </w:r>
+      <w:r>
+        <w:t xml:space="preserve">, </w:t>
       </w:r>
       <w:r>
         <w:rPr>
@@ -2828,10 +2852,10 @@
           <w:szCs w:val="20"/>
           <w:shd w:fill="EEF1F4" w:val="clear"/>
         </w:rPr>
-        <w:t xml:space="preserve">offline</w:t>
-      </w:r>
-      <w:r>
-        <w:t xml:space="preserve">. </w:t>
+        <w:t xml:space="preserve">high</w:t>
+      </w:r>
+      <w:r>
+        <w:t xml:space="preserve"> or </w:t>
       </w:r>
       <w:r>
         <w:rPr>
@@ -2840,10 +2864,10 @@
           <w:szCs w:val="20"/>
           <w:shd w:fill="EEF1F4" w:val="clear"/>
         </w:rPr>
-        <w:t xml:space="preserve">critical</w:t>
-      </w:r>
-      <w:r>
-        <w:t xml:space="preserve"> and </w:t>
+        <w:t xml:space="preserve">offline</w:t>
+      </w:r>
+      <w:r>
+        <w:t xml:space="preserve">. </w:t>
       </w:r>
       <w:r>
         <w:rPr>
@@ -2852,10 +2876,10 @@
           <w:szCs w:val="20"/>
           <w:shd w:fill="EEF1F4" w:val="clear"/>
         </w:rPr>
-        <w:t xml:space="preserve">low</w:t>
-      </w:r>
-      <w:r>
-        <w:t xml:space="preserve"> mean the level is at or below the silo's alarm thresholds, </w:t>
+        <w:t xml:space="preserve">critical</w:t>
+      </w:r>
+      <w:r>
+        <w:t xml:space="preserve"> and </w:t>
       </w:r>
       <w:r>
         <w:rPr>
@@ -2864,10 +2888,10 @@
           <w:szCs w:val="20"/>
           <w:shd w:fill="EEF1F4" w:val="clear"/>
         </w:rPr>
-        <w:t xml:space="preserve">high</w:t>
-      </w:r>
-      <w:r>
-        <w:t xml:space="preserve"> that it is at or above its high threshold. </w:t>
+        <w:t xml:space="preserve">low</w:t>
+      </w:r>
+      <w:r>
+        <w:t xml:space="preserve"> mean the level is at or below the silo's alarm thresholds, </w:t>
       </w:r>
       <w:r>
         <w:rPr>
@@ -2876,30 +2900,10 @@
           <w:szCs w:val="20"/>
           <w:shd w:fill="EEF1F4" w:val="clear"/>
         </w:rPr>
-        <w:t xml:space="preserve">offline</w:t>
-      </w:r>
-      <w:r>
-        <w:t xml:space="preserve"> means the silo's </w:t>
-      </w:r>
-      <w:r>
-        <w:rPr>
-          <w:b/>
-          <w:bCs/>
-        </w:rPr>
-        <w:t xml:space="preserve">sensor</w:t>
-      </w:r>
-      <w:r>
-        <w:t xml:space="preserve"> has not answered for over 2 minutes, which is not the same as the </w:t>
-      </w:r>
-      <w:r>
-        <w:rPr>
-          <w:b/>
-          <w:bCs/>
-        </w:rPr>
-        <w:t xml:space="preserve">site</w:t>
-      </w:r>
-      <w:r>
-        <w:t xml:space="preserve"> being offline. When a site is offline (</w:t>
+        <w:t xml:space="preserve">high</w:t>
+      </w:r>
+      <w:r>
+        <w:t xml:space="preserve"> that it is at or above its high threshold. </w:t>
       </w:r>
       <w:r>
         <w:rPr>
@@ -2908,10 +2912,30 @@
           <w:szCs w:val="20"/>
           <w:shd w:fill="EEF1F4" w:val="clear"/>
         </w:rPr>
-        <w:t xml:space="preserve">online: false</w:t>
-      </w:r>
-      <w:r>
-        <w:t xml:space="preserve">), its silos show the last values it reported, so check </w:t>
+        <w:t xml:space="preserve">offline</w:t>
+      </w:r>
+      <w:r>
+        <w:t xml:space="preserve"> means the silo's </w:t>
+      </w:r>
+      <w:r>
+        <w:rPr>
+          <w:b/>
+          <w:bCs/>
+        </w:rPr>
+        <w:t xml:space="preserve">sensor</w:t>
+      </w:r>
+      <w:r>
+        <w:t xml:space="preserve"> has not answered for over 2 minutes, which is not the same as the </w:t>
+      </w:r>
+      <w:r>
+        <w:rPr>
+          <w:b/>
+          <w:bCs/>
+        </w:rPr>
+        <w:t xml:space="preserve">site</w:t>
+      </w:r>
+      <w:r>
+        <w:t xml:space="preserve"> being offline. When a site is offline (</w:t>
       </w:r>
       <w:r>
         <w:rPr>
@@ -2920,32 +2944,51 @@
           <w:szCs w:val="20"/>
           <w:shd w:fill="EEF1F4" w:val="clear"/>
         </w:rPr>
-        <w:t xml:space="preserve">online</w:t>
-      </w:r>
-      <w:r>
-        <w:t xml:space="preserve"> before trusting them as live.</w:t>
-      </w:r>
-    </w:p>
-    <w:p>
-      <w:pPr>
-        <w:pStyle w:val="Heading2"/>
-        <w:spacing w:after="120" w:before="280"/>
-      </w:pPr>
-      <w:r>
-        <w:t xml:space="preserve">History</w:t>
-      </w:r>
-    </w:p>
-    <w:p>
-      <w:pPr>
-        <w:pStyle w:val="Heading3"/>
-        <w:spacing w:after="120" w:before="280"/>
-      </w:pPr>
+        <w:t xml:space="preserve">online: false</w:t>
+      </w:r>
+      <w:r>
+        <w:t xml:space="preserve">), its silos show the last values it reported, so check </w:t>
+      </w:r>
       <w:r>
         <w:rPr>
           <w:rFonts w:ascii="Consolas" w:cs="Consolas" w:eastAsia="Consolas" w:hAnsi="Consolas"/>
           <w:sz w:val="20"/>
           <w:szCs w:val="20"/>
           <w:shd w:fill="EEF1F4" w:val="clear"/>
+        </w:rPr>
+        <w:t xml:space="preserve">online</w:t>
+      </w:r>
+      <w:r>
+        <w:t xml:space="preserve"> before trusting them as live.</w:t>
+      </w:r>
+    </w:p>
+    <w:p>
+      <w:pPr>
+        <w:pStyle w:val="Heading2"/>
+        <w:spacing w:after="120" w:before="280"/>
+      </w:pPr>
+      <w:r>
+        <w:rPr>
+          <w:b/>
+          <w:bCs/>
+          <w:sz w:val="30"/>
+          <w:szCs w:val="30"/>
+        </w:rPr>
+        <w:t xml:space="preserve">History</w:t>
+      </w:r>
+    </w:p>
+    <w:p>
+      <w:pPr>
+        <w:pStyle w:val="Heading3"/>
+        <w:spacing w:after="120" w:before="280"/>
+      </w:pPr>
+      <w:r>
+        <w:rPr>
+          <w:rFonts w:ascii="Consolas" w:cs="Consolas" w:eastAsia="Consolas" w:hAnsi="Consolas"/>
+          <w:b/>
+          <w:bCs/>
+          <w:sz w:val="24"/>
+          <w:szCs w:val="24"/>
         </w:rPr>
         <w:t xml:space="preserve">GET /history</w:t>
       </w:r>
@@ -4371,6 +4414,12 @@
         <w:spacing w:after="120" w:before="280"/>
       </w:pPr>
       <w:r>
+        <w:rPr>
+          <w:b/>
+          <w:bCs/>
+          <w:sz w:val="30"/>
+          <w:szCs w:val="30"/>
+        </w:rPr>
         <w:t xml:space="preserve">CSV</w:t>
       </w:r>
     </w:p>
@@ -4568,6 +4617,12 @@
         <w:spacing w:after="120" w:before="280"/>
       </w:pPr>
       <w:r>
+        <w:rPr>
+          <w:b/>
+          <w:bCs/>
+          <w:sz w:val="30"/>
+          <w:szCs w:val="30"/>
+        </w:rPr>
         <w:t xml:space="preserve">Errors</w:t>
       </w:r>
     </w:p>
@@ -4962,6 +5017,12 @@
         <w:spacing w:after="120" w:before="280"/>
       </w:pPr>
       <w:r>
+        <w:rPr>
+          <w:b/>
+          <w:bCs/>
+          <w:sz w:val="30"/>
+          <w:szCs w:val="30"/>
+        </w:rPr>
         <w:t xml:space="preserve">Good practice</w:t>
       </w:r>
     </w:p>
@@ -5058,6 +5119,12 @@
         <w:spacing w:after="120" w:before="280"/>
       </w:pPr>
       <w:r>
+        <w:rPr>
+          <w:b/>
+          <w:bCs/>
+          <w:sz w:val="24"/>
+          <w:szCs w:val="24"/>
+        </w:rPr>
         <w:t xml:space="preserve">Example: Python</w:t>
       </w:r>
     </w:p>
